--- a/03_Safety_AI_and_Practical_Controls/TAS2O_Photo_Video_Portfolio_Consent_Form_AI_Enhanced.docx
+++ b/03_Safety_AI_and_Practical_Controls/TAS2O_Photo_Video_Portfolio_Consent_Form_AI_Enhanced.docx
@@ -79,7 +79,7 @@
                 <w:b w:val="0"/>
                 <w:sz w:val="18"/>
               </w:rPr>
-              <w:t>[Insert School Name]</w:t>
+              <w:t>Webtree Academy</w:t>
             </w:r>
           </w:p>
         </w:tc>
@@ -147,7 +147,7 @@
                 <w:b w:val="0"/>
                 <w:sz w:val="18"/>
               </w:rPr>
-              <w:t>[Insert Teacher Name]</w:t>
+              <w:t>Carlos Chen</w:t>
             </w:r>
           </w:p>
         </w:tc>
@@ -181,7 +181,7 @@
                 <w:b w:val="0"/>
                 <w:sz w:val="18"/>
               </w:rPr>
-              <w:t>[Insert Term]</w:t>
+              <w:t>Summer 2026 / Term 1 / Term 2</w:t>
             </w:r>
           </w:p>
         </w:tc>
@@ -3928,7 +3928,7 @@
                 <w:b w:val="0"/>
                 <w:sz w:val="16"/>
               </w:rPr>
-              <w:t>[Insert Date]</w:t>
+              <w:t>2026-05-12</w:t>
             </w:r>
           </w:p>
         </w:tc>

--- a/03_Safety_AI_and_Practical_Controls/TAS2O_Photo_Video_Portfolio_Consent_Form_AI_Enhanced.docx
+++ b/03_Safety_AI_and_Practical_Controls/TAS2O_Photo_Video_Portfolio_Consent_Form_AI_Enhanced.docx
@@ -57,12 +57,7 @@
             <w:vAlign w:val="center"/>
           </w:tcPr>
           <w:p>
-            <w:r/>
             <w:r>
-              <w:rPr>
-                <w:b/>
-                <w:sz w:val="18"/>
-              </w:rPr>
               <w:t>School Name</w:t>
             </w:r>
           </w:p>
@@ -73,12 +68,7 @@
             <w:vAlign w:val="center"/>
           </w:tcPr>
           <w:p>
-            <w:r/>
             <w:r>
-              <w:rPr>
-                <w:b w:val="0"/>
-                <w:sz w:val="18"/>
-              </w:rPr>
               <w:t>Webtree Academy</w:t>
             </w:r>
           </w:p>
@@ -91,12 +81,7 @@
             <w:vAlign w:val="center"/>
           </w:tcPr>
           <w:p>
-            <w:r/>
             <w:r>
-              <w:rPr>
-                <w:b/>
-                <w:sz w:val="18"/>
-              </w:rPr>
               <w:t>Course Code and Title</w:t>
             </w:r>
           </w:p>
@@ -107,12 +92,7 @@
             <w:vAlign w:val="center"/>
           </w:tcPr>
           <w:p>
-            <w:r/>
             <w:r>
-              <w:rPr>
-                <w:b w:val="0"/>
-                <w:sz w:val="18"/>
-              </w:rPr>
               <w:t>TAS2O - Technology and the Skilled Trades, Grade 10, Open</w:t>
             </w:r>
           </w:p>
@@ -125,12 +105,7 @@
             <w:vAlign w:val="center"/>
           </w:tcPr>
           <w:p>
-            <w:r/>
             <w:r>
-              <w:rPr>
-                <w:b/>
-                <w:sz w:val="18"/>
-              </w:rPr>
               <w:t>Teacher</w:t>
             </w:r>
           </w:p>
@@ -141,12 +116,7 @@
             <w:vAlign w:val="center"/>
           </w:tcPr>
           <w:p>
-            <w:r/>
             <w:r>
-              <w:rPr>
-                <w:b w:val="0"/>
-                <w:sz w:val="18"/>
-              </w:rPr>
               <w:t>Carlos Chen</w:t>
             </w:r>
           </w:p>
@@ -159,12 +129,7 @@
             <w:vAlign w:val="center"/>
           </w:tcPr>
           <w:p>
-            <w:r/>
             <w:r>
-              <w:rPr>
-                <w:b/>
-                <w:sz w:val="18"/>
-              </w:rPr>
               <w:t>Semester / Term</w:t>
             </w:r>
           </w:p>
@@ -175,12 +140,7 @@
             <w:vAlign w:val="center"/>
           </w:tcPr>
           <w:p>
-            <w:r/>
             <w:r>
-              <w:rPr>
-                <w:b w:val="0"/>
-                <w:sz w:val="18"/>
-              </w:rPr>
               <w:t>Summer 2026 / Term 1 / Term 2</w:t>
             </w:r>
           </w:p>
@@ -193,12 +153,7 @@
             <w:vAlign w:val="center"/>
           </w:tcPr>
           <w:p>
-            <w:r/>
             <w:r>
-              <w:rPr>
-                <w:b/>
-                <w:sz w:val="18"/>
-              </w:rPr>
               <w:t>Student Name</w:t>
             </w:r>
           </w:p>
@@ -209,13 +164,8 @@
             <w:vAlign w:val="center"/>
           </w:tcPr>
           <w:p>
-            <w:r/>
             <w:r>
-              <w:rPr>
-                <w:b w:val="0"/>
-                <w:sz w:val="18"/>
-              </w:rPr>
-              <w:t>[Insert Student Name]</w:t>
+              <w:t>Student Name</w:t>
             </w:r>
           </w:p>
         </w:tc>
@@ -227,12 +177,7 @@
             <w:vAlign w:val="center"/>
           </w:tcPr>
           <w:p>
-            <w:r/>
             <w:r>
-              <w:rPr>
-                <w:b/>
-                <w:sz w:val="18"/>
-              </w:rPr>
               <w:t>Parent / Guardian Name</w:t>
             </w:r>
           </w:p>
@@ -243,13 +188,8 @@
             <w:vAlign w:val="center"/>
           </w:tcPr>
           <w:p>
-            <w:r/>
             <w:r>
-              <w:rPr>
-                <w:b w:val="0"/>
-                <w:sz w:val="18"/>
-              </w:rPr>
-              <w:t>[Insert Parent / Guardian Name]</w:t>
+              <w:t>Parent / Guardian Name</w:t>
             </w:r>
           </w:p>
         </w:tc>
@@ -308,12 +248,7 @@
             <w:shd w:fill="D9EAF7"/>
           </w:tcPr>
           <w:p>
-            <w:r/>
             <w:r>
-              <w:rPr>
-                <w:b/>
-                <w:sz w:val="16"/>
-              </w:rPr>
               <w:t>Evidence Type</w:t>
             </w:r>
           </w:p>
@@ -325,12 +260,7 @@
             <w:shd w:fill="D9EAF7"/>
           </w:tcPr>
           <w:p>
-            <w:r/>
             <w:r>
-              <w:rPr>
-                <w:b/>
-                <w:sz w:val="16"/>
-              </w:rPr>
               <w:t>Examples</w:t>
             </w:r>
           </w:p>
@@ -342,12 +272,7 @@
             <w:shd w:fill="D9EAF7"/>
           </w:tcPr>
           <w:p>
-            <w:r/>
             <w:r>
-              <w:rPr>
-                <w:b/>
-                <w:sz w:val="16"/>
-              </w:rPr>
               <w:t>Typical Purpose</w:t>
             </w:r>
           </w:p>
@@ -360,12 +285,7 @@
             <w:vAlign w:val="center"/>
           </w:tcPr>
           <w:p>
-            <w:r/>
             <w:r>
-              <w:rPr>
-                <w:b w:val="0"/>
-                <w:sz w:val="16"/>
-              </w:rPr>
               <w:t>Photos</w:t>
             </w:r>
           </w:p>
@@ -376,12 +296,7 @@
             <w:vAlign w:val="center"/>
           </w:tcPr>
           <w:p>
-            <w:r/>
             <w:r>
-              <w:rPr>
-                <w:b w:val="0"/>
-                <w:sz w:val="16"/>
-              </w:rPr>
               <w:t>Prototype photos, classroom work photos, safety demonstration photos</w:t>
             </w:r>
           </w:p>
@@ -392,12 +307,7 @@
             <w:vAlign w:val="center"/>
           </w:tcPr>
           <w:p>
-            <w:r/>
             <w:r>
-              <w:rPr>
-                <w:b w:val="0"/>
-                <w:sz w:val="16"/>
-              </w:rPr>
               <w:t>Assessment evidence, portfolio documentation, course records</w:t>
             </w:r>
           </w:p>
@@ -410,12 +320,7 @@
             <w:vAlign w:val="center"/>
           </w:tcPr>
           <w:p>
-            <w:r/>
             <w:r>
-              <w:rPr>
-                <w:b w:val="0"/>
-                <w:sz w:val="16"/>
-              </w:rPr>
               <w:t>Video</w:t>
             </w:r>
           </w:p>
@@ -426,12 +331,7 @@
             <w:vAlign w:val="center"/>
           </w:tcPr>
           <w:p>
-            <w:r/>
             <w:r>
-              <w:rPr>
-                <w:b w:val="0"/>
-                <w:sz w:val="16"/>
-              </w:rPr>
               <w:t>Prototype demo video, final presentation video, testing process video</w:t>
             </w:r>
           </w:p>
@@ -442,12 +342,7 @@
             <w:vAlign w:val="center"/>
           </w:tcPr>
           <w:p>
-            <w:r/>
             <w:r>
-              <w:rPr>
-                <w:b w:val="0"/>
-                <w:sz w:val="16"/>
-              </w:rPr>
               <w:t>Assessment evidence, student reflection, showcase with consent</w:t>
             </w:r>
           </w:p>
@@ -460,12 +355,7 @@
             <w:vAlign w:val="center"/>
           </w:tcPr>
           <w:p>
-            <w:r/>
             <w:r>
-              <w:rPr>
-                <w:b w:val="0"/>
-                <w:sz w:val="16"/>
-              </w:rPr>
               <w:t>Audio</w:t>
             </w:r>
           </w:p>
@@ -476,12 +366,7 @@
             <w:vAlign w:val="center"/>
           </w:tcPr>
           <w:p>
-            <w:r/>
             <w:r>
-              <w:rPr>
-                <w:b w:val="0"/>
-                <w:sz w:val="16"/>
-              </w:rPr>
               <w:t>Student explanation, interview recording, presentation narration</w:t>
             </w:r>
           </w:p>
@@ -492,12 +377,7 @@
             <w:vAlign w:val="center"/>
           </w:tcPr>
           <w:p>
-            <w:r/>
             <w:r>
-              <w:rPr>
-                <w:b w:val="0"/>
-                <w:sz w:val="16"/>
-              </w:rPr>
               <w:t>Reflection, communication assessment, portfolio evidence</w:t>
             </w:r>
           </w:p>
@@ -510,12 +390,7 @@
             <w:vAlign w:val="center"/>
           </w:tcPr>
           <w:p>
-            <w:r/>
             <w:r>
-              <w:rPr>
-                <w:b w:val="0"/>
-                <w:sz w:val="16"/>
-              </w:rPr>
               <w:t>Screenshots</w:t>
             </w:r>
           </w:p>
@@ -526,12 +401,7 @@
             <w:vAlign w:val="center"/>
           </w:tcPr>
           <w:p>
-            <w:r/>
             <w:r>
-              <w:rPr>
-                <w:b w:val="0"/>
-                <w:sz w:val="16"/>
-              </w:rPr>
               <w:t>CAD screenshots, circuit simulation screenshots, AI use log screenshots, LMS screenshots</w:t>
             </w:r>
           </w:p>
@@ -542,12 +412,7 @@
             <w:vAlign w:val="center"/>
           </w:tcPr>
           <w:p>
-            <w:r/>
             <w:r>
-              <w:rPr>
-                <w:b w:val="0"/>
-                <w:sz w:val="16"/>
-              </w:rPr>
               <w:t>Documentation of process and digital learning evidence</w:t>
             </w:r>
           </w:p>
@@ -560,12 +425,7 @@
             <w:vAlign w:val="center"/>
           </w:tcPr>
           <w:p>
-            <w:r/>
             <w:r>
-              <w:rPr>
-                <w:b w:val="0"/>
-                <w:sz w:val="16"/>
-              </w:rPr>
               <w:t>Portfolio artifacts</w:t>
             </w:r>
           </w:p>
@@ -576,12 +436,7 @@
             <w:vAlign w:val="center"/>
           </w:tcPr>
           <w:p>
-            <w:r/>
             <w:r>
-              <w:rPr>
-                <w:b w:val="0"/>
-                <w:sz w:val="16"/>
-              </w:rPr>
               <w:t>Design brief, testing data, AI use log, final portfolio, slide deck</w:t>
             </w:r>
           </w:p>
@@ -592,12 +447,7 @@
             <w:vAlign w:val="center"/>
           </w:tcPr>
           <w:p>
-            <w:r/>
             <w:r>
-              <w:rPr>
-                <w:b w:val="0"/>
-                <w:sz w:val="16"/>
-              </w:rPr>
               <w:t>Assessment, moderation, inspection evidence</w:t>
             </w:r>
           </w:p>
@@ -610,12 +460,7 @@
             <w:vAlign w:val="center"/>
           </w:tcPr>
           <w:p>
-            <w:r/>
             <w:r>
-              <w:rPr>
-                <w:b w:val="0"/>
-                <w:sz w:val="16"/>
-              </w:rPr>
               <w:t>Marketing media</w:t>
             </w:r>
           </w:p>
@@ -626,12 +471,7 @@
             <w:vAlign w:val="center"/>
           </w:tcPr>
           <w:p>
-            <w:r/>
             <w:r>
-              <w:rPr>
-                <w:b w:val="0"/>
-                <w:sz w:val="16"/>
-              </w:rPr>
               <w:t>Selected photos/videos for school website, brochure, social media, open house</w:t>
             </w:r>
           </w:p>
@@ -642,12 +482,7 @@
             <w:vAlign w:val="center"/>
           </w:tcPr>
           <w:p>
-            <w:r/>
             <w:r>
-              <w:rPr>
-                <w:b w:val="0"/>
-                <w:sz w:val="16"/>
-              </w:rPr>
               <w:t>Only with separate parent/guardian permission</w:t>
             </w:r>
           </w:p>
@@ -696,12 +531,7 @@
             <w:shd w:fill="D9EAF7"/>
           </w:tcPr>
           <w:p>
-            <w:r/>
             <w:r>
-              <w:rPr>
-                <w:b/>
-                <w:sz w:val="16"/>
-              </w:rPr>
               <w:t>Use Category</w:t>
             </w:r>
           </w:p>
@@ -713,12 +543,7 @@
             <w:shd w:fill="D9EAF7"/>
           </w:tcPr>
           <w:p>
-            <w:r/>
             <w:r>
-              <w:rPr>
-                <w:b/>
-                <w:sz w:val="16"/>
-              </w:rPr>
               <w:t>Required or Optional</w:t>
             </w:r>
           </w:p>
@@ -730,12 +555,7 @@
             <w:shd w:fill="D9EAF7"/>
           </w:tcPr>
           <w:p>
-            <w:r/>
             <w:r>
-              <w:rPr>
-                <w:b/>
-                <w:sz w:val="16"/>
-              </w:rPr>
               <w:t>Explanation</w:t>
             </w:r>
           </w:p>
@@ -748,12 +568,7 @@
             <w:vAlign w:val="center"/>
           </w:tcPr>
           <w:p>
-            <w:r/>
             <w:r>
-              <w:rPr>
-                <w:b w:val="0"/>
-                <w:sz w:val="16"/>
-              </w:rPr>
               <w:t>Assessment and portfolio evidence</w:t>
             </w:r>
           </w:p>
@@ -764,12 +579,7 @@
             <w:vAlign w:val="center"/>
           </w:tcPr>
           <w:p>
-            <w:r/>
             <w:r>
-              <w:rPr>
-                <w:b w:val="0"/>
-                <w:sz w:val="16"/>
-              </w:rPr>
               <w:t>Required for course completion</w:t>
             </w:r>
           </w:p>
@@ -780,12 +590,7 @@
             <w:vAlign w:val="center"/>
           </w:tcPr>
           <w:p>
-            <w:r/>
             <w:r>
-              <w:rPr>
-                <w:b w:val="0"/>
-                <w:sz w:val="16"/>
-              </w:rPr>
               <w:t>Students may need to submit photos, videos, screenshots, or portfolio files to demonstrate learning, safety, testing, and final prototype work.</w:t>
             </w:r>
           </w:p>
@@ -798,12 +603,7 @@
             <w:vAlign w:val="center"/>
           </w:tcPr>
           <w:p>
-            <w:r/>
             <w:r>
-              <w:rPr>
-                <w:b w:val="0"/>
-                <w:sz w:val="16"/>
-              </w:rPr>
               <w:t>Internal school review</w:t>
             </w:r>
           </w:p>
@@ -814,12 +614,7 @@
             <w:vAlign w:val="center"/>
           </w:tcPr>
           <w:p>
-            <w:r/>
             <w:r>
-              <w:rPr>
-                <w:b w:val="0"/>
-                <w:sz w:val="16"/>
-              </w:rPr>
               <w:t>Required/administrative</w:t>
             </w:r>
           </w:p>
@@ -830,12 +625,7 @@
             <w:vAlign w:val="center"/>
           </w:tcPr>
           <w:p>
-            <w:r/>
             <w:r>
-              <w:rPr>
-                <w:b w:val="0"/>
-                <w:sz w:val="16"/>
-              </w:rPr>
               <w:t>Teachers, department leads, principal, and authorized school staff may review student evidence for assessment, moderation, and course records.</w:t>
             </w:r>
           </w:p>
@@ -848,12 +638,7 @@
             <w:vAlign w:val="center"/>
           </w:tcPr>
           <w:p>
-            <w:r/>
             <w:r>
-              <w:rPr>
-                <w:b w:val="0"/>
-                <w:sz w:val="16"/>
-              </w:rPr>
               <w:t>Ministry / inspection evidence</w:t>
             </w:r>
           </w:p>
@@ -864,12 +649,7 @@
             <w:vAlign w:val="center"/>
           </w:tcPr>
           <w:p>
-            <w:r/>
             <w:r>
-              <w:rPr>
-                <w:b w:val="0"/>
-                <w:sz w:val="16"/>
-              </w:rPr>
               <w:t>Administrative</w:t>
             </w:r>
           </w:p>
@@ -880,12 +660,7 @@
             <w:vAlign w:val="center"/>
           </w:tcPr>
           <w:p>
-            <w:r/>
             <w:r>
-              <w:rPr>
-                <w:b w:val="0"/>
-                <w:sz w:val="16"/>
-              </w:rPr>
               <w:t>Student samples may be retained and shown as course evidence. The school should minimize identifiable personal information where practical.</w:t>
             </w:r>
           </w:p>
@@ -898,12 +673,7 @@
             <w:vAlign w:val="center"/>
           </w:tcPr>
           <w:p>
-            <w:r/>
             <w:r>
-              <w:rPr>
-                <w:b w:val="0"/>
-                <w:sz w:val="16"/>
-              </w:rPr>
               <w:t>Classroom sharing</w:t>
             </w:r>
           </w:p>
@@ -914,12 +684,7 @@
             <w:vAlign w:val="center"/>
           </w:tcPr>
           <w:p>
-            <w:r/>
             <w:r>
-              <w:rPr>
-                <w:b w:val="0"/>
-                <w:sz w:val="16"/>
-              </w:rPr>
               <w:t>Optional / teacher controlled</w:t>
             </w:r>
           </w:p>
@@ -930,12 +695,7 @@
             <w:vAlign w:val="center"/>
           </w:tcPr>
           <w:p>
-            <w:r/>
             <w:r>
-              <w:rPr>
-                <w:b w:val="0"/>
-                <w:sz w:val="16"/>
-              </w:rPr>
               <w:t>Selected work may be shown to classmates for critique, peer feedback, or presentation.</w:t>
             </w:r>
           </w:p>
@@ -948,12 +708,7 @@
             <w:vAlign w:val="center"/>
           </w:tcPr>
           <w:p>
-            <w:r/>
             <w:r>
-              <w:rPr>
-                <w:b w:val="0"/>
-                <w:sz w:val="16"/>
-              </w:rPr>
               <w:t>Website, brochure, social media, open house</w:t>
             </w:r>
           </w:p>
@@ -964,12 +719,7 @@
             <w:vAlign w:val="center"/>
           </w:tcPr>
           <w:p>
-            <w:r/>
             <w:r>
-              <w:rPr>
-                <w:b w:val="0"/>
-                <w:sz w:val="16"/>
-              </w:rPr>
               <w:t>Optional</w:t>
             </w:r>
           </w:p>
@@ -980,12 +730,7 @@
             <w:vAlign w:val="center"/>
           </w:tcPr>
           <w:p>
-            <w:r/>
             <w:r>
-              <w:rPr>
-                <w:b w:val="0"/>
-                <w:sz w:val="16"/>
-              </w:rPr>
               <w:t>Requires explicit consent below. Families may opt out without academic penalty.</w:t>
             </w:r>
           </w:p>
@@ -1035,12 +780,7 @@
             <w:shd w:fill="D9EAF7"/>
           </w:tcPr>
           <w:p>
-            <w:r/>
             <w:r>
-              <w:rPr>
-                <w:b/>
-                <w:sz w:val="16"/>
-              </w:rPr>
               <w:t>Consent Area</w:t>
             </w:r>
           </w:p>
@@ -1052,13 +792,8 @@
             <w:shd w:fill="D9EAF7"/>
           </w:tcPr>
           <w:p>
-            <w:r/>
             <w:r>
-              <w:rPr>
-                <w:b/>
-                <w:sz w:val="16"/>
-              </w:rPr>
-              <w:t>I Consent</w:t>
+              <w:t>Consent</w:t>
             </w:r>
           </w:p>
         </w:tc>
@@ -1069,13 +804,8 @@
             <w:shd w:fill="D9EAF7"/>
           </w:tcPr>
           <w:p>
-            <w:r/>
             <w:r>
-              <w:rPr>
-                <w:b/>
-                <w:sz w:val="16"/>
-              </w:rPr>
-              <w:t>I Do Not Consent</w:t>
+              <w:t>Do not consent</w:t>
             </w:r>
           </w:p>
         </w:tc>
@@ -1086,12 +816,7 @@
             <w:shd w:fill="D9EAF7"/>
           </w:tcPr>
           <w:p>
-            <w:r/>
             <w:r>
-              <w:rPr>
-                <w:b/>
-                <w:sz w:val="16"/>
-              </w:rPr>
               <w:t>Notes / Restrictions</w:t>
             </w:r>
           </w:p>
@@ -1104,12 +829,7 @@
             <w:vAlign w:val="center"/>
           </w:tcPr>
           <w:p>
-            <w:r/>
             <w:r>
-              <w:rPr>
-                <w:b w:val="0"/>
-                <w:sz w:val="16"/>
-              </w:rPr>
               <w:t>Internal assessment use of photos/videos/portfolio evidence</w:t>
             </w:r>
           </w:p>
@@ -1120,12 +840,7 @@
             <w:vAlign w:val="center"/>
           </w:tcPr>
           <w:p>
-            <w:r/>
             <w:r>
-              <w:rPr>
-                <w:b w:val="0"/>
-                <w:sz w:val="16"/>
-              </w:rPr>
               <w:t>☐</w:t>
             </w:r>
           </w:p>
@@ -1136,12 +851,7 @@
             <w:vAlign w:val="center"/>
           </w:tcPr>
           <w:p>
-            <w:r/>
             <w:r>
-              <w:rPr>
-                <w:b w:val="0"/>
-                <w:sz w:val="16"/>
-              </w:rPr>
               <w:t>☐</w:t>
             </w:r>
           </w:p>
@@ -1152,12 +862,7 @@
             <w:vAlign w:val="center"/>
           </w:tcPr>
           <w:p>
-            <w:r/>
             <w:r>
-              <w:rPr>
-                <w:b w:val="0"/>
-                <w:sz w:val="16"/>
-              </w:rPr>
               <w:t>Required evidence may be handled through alternative low-identification methods if concerns exist.</w:t>
             </w:r>
           </w:p>
@@ -1170,12 +875,7 @@
             <w:vAlign w:val="center"/>
           </w:tcPr>
           <w:p>
-            <w:r/>
             <w:r>
-              <w:rPr>
-                <w:b w:val="0"/>
-                <w:sz w:val="16"/>
-              </w:rPr>
               <w:t>Classroom presentation / peer critique sharing</w:t>
             </w:r>
           </w:p>
@@ -1186,12 +886,7 @@
             <w:vAlign w:val="center"/>
           </w:tcPr>
           <w:p>
-            <w:r/>
             <w:r>
-              <w:rPr>
-                <w:b w:val="0"/>
-                <w:sz w:val="16"/>
-              </w:rPr>
               <w:t>☐</w:t>
             </w:r>
           </w:p>
@@ -1202,12 +897,7 @@
             <w:vAlign w:val="center"/>
           </w:tcPr>
           <w:p>
-            <w:r/>
             <w:r>
-              <w:rPr>
-                <w:b w:val="0"/>
-                <w:sz w:val="16"/>
-              </w:rPr>
               <w:t>☐</w:t>
             </w:r>
           </w:p>
@@ -1218,12 +908,7 @@
             <w:vAlign w:val="center"/>
           </w:tcPr>
           <w:p>
-            <w:r/>
             <w:r>
-              <w:rPr>
-                <w:b w:val="0"/>
-                <w:sz w:val="16"/>
-              </w:rPr>
               <w:t>Student work may be shared within the class for learning feedback.</w:t>
             </w:r>
           </w:p>
@@ -1236,12 +921,7 @@
             <w:vAlign w:val="center"/>
           </w:tcPr>
           <w:p>
-            <w:r/>
             <w:r>
-              <w:rPr>
-                <w:b w:val="0"/>
-                <w:sz w:val="16"/>
-              </w:rPr>
               <w:t>School internal display only</w:t>
             </w:r>
           </w:p>
@@ -1252,12 +932,7 @@
             <w:vAlign w:val="center"/>
           </w:tcPr>
           <w:p>
-            <w:r/>
             <w:r>
-              <w:rPr>
-                <w:b w:val="0"/>
-                <w:sz w:val="16"/>
-              </w:rPr>
               <w:t>☐</w:t>
             </w:r>
           </w:p>
@@ -1268,12 +943,7 @@
             <w:vAlign w:val="center"/>
           </w:tcPr>
           <w:p>
-            <w:r/>
             <w:r>
-              <w:rPr>
-                <w:b w:val="0"/>
-                <w:sz w:val="16"/>
-              </w:rPr>
               <w:t>☐</w:t>
             </w:r>
           </w:p>
@@ -1284,12 +954,7 @@
             <w:vAlign w:val="center"/>
           </w:tcPr>
           <w:p>
-            <w:r/>
             <w:r>
-              <w:rPr>
-                <w:b w:val="0"/>
-                <w:sz w:val="16"/>
-              </w:rPr>
               <w:t>Example: hallway display, internal student showcase, closed school event.</w:t>
             </w:r>
           </w:p>
@@ -1302,12 +967,7 @@
             <w:vAlign w:val="center"/>
           </w:tcPr>
           <w:p>
-            <w:r/>
             <w:r>
-              <w:rPr>
-                <w:b w:val="0"/>
-                <w:sz w:val="16"/>
-              </w:rPr>
               <w:t>School website / digital newsletter</w:t>
             </w:r>
           </w:p>
@@ -1318,12 +978,7 @@
             <w:vAlign w:val="center"/>
           </w:tcPr>
           <w:p>
-            <w:r/>
             <w:r>
-              <w:rPr>
-                <w:b w:val="0"/>
-                <w:sz w:val="16"/>
-              </w:rPr>
               <w:t>☐</w:t>
             </w:r>
           </w:p>
@@ -1334,12 +989,7 @@
             <w:vAlign w:val="center"/>
           </w:tcPr>
           <w:p>
-            <w:r/>
             <w:r>
-              <w:rPr>
-                <w:b w:val="0"/>
-                <w:sz w:val="16"/>
-              </w:rPr>
               <w:t>☐</w:t>
             </w:r>
           </w:p>
@@ -1350,12 +1000,7 @@
             <w:vAlign w:val="center"/>
           </w:tcPr>
           <w:p>
-            <w:r/>
             <w:r>
-              <w:rPr>
-                <w:b w:val="0"/>
-                <w:sz w:val="16"/>
-              </w:rPr>
               <w:t>Student name should not be used unless separately approved.</w:t>
             </w:r>
           </w:p>
@@ -1368,12 +1013,7 @@
             <w:vAlign w:val="center"/>
           </w:tcPr>
           <w:p>
-            <w:r/>
             <w:r>
-              <w:rPr>
-                <w:b w:val="0"/>
-                <w:sz w:val="16"/>
-              </w:rPr>
               <w:t>Printed brochure / open house display</w:t>
             </w:r>
           </w:p>
@@ -1384,12 +1024,7 @@
             <w:vAlign w:val="center"/>
           </w:tcPr>
           <w:p>
-            <w:r/>
             <w:r>
-              <w:rPr>
-                <w:b w:val="0"/>
-                <w:sz w:val="16"/>
-              </w:rPr>
               <w:t>☐</w:t>
             </w:r>
           </w:p>
@@ -1400,12 +1035,7 @@
             <w:vAlign w:val="center"/>
           </w:tcPr>
           <w:p>
-            <w:r/>
             <w:r>
-              <w:rPr>
-                <w:b w:val="0"/>
-                <w:sz w:val="16"/>
-              </w:rPr>
               <w:t>☐</w:t>
             </w:r>
           </w:p>
@@ -1416,12 +1046,7 @@
             <w:vAlign w:val="center"/>
           </w:tcPr>
           <w:p>
-            <w:r/>
             <w:r>
-              <w:rPr>
-                <w:b w:val="0"/>
-                <w:sz w:val="16"/>
-              </w:rPr>
               <w:t>Used for school information sessions or course promotion.</w:t>
             </w:r>
           </w:p>
@@ -1434,12 +1059,7 @@
             <w:vAlign w:val="center"/>
           </w:tcPr>
           <w:p>
-            <w:r/>
             <w:r>
-              <w:rPr>
-                <w:b w:val="0"/>
-                <w:sz w:val="16"/>
-              </w:rPr>
               <w:t>School social media</w:t>
             </w:r>
           </w:p>
@@ -1450,12 +1070,7 @@
             <w:vAlign w:val="center"/>
           </w:tcPr>
           <w:p>
-            <w:r/>
             <w:r>
-              <w:rPr>
-                <w:b w:val="0"/>
-                <w:sz w:val="16"/>
-              </w:rPr>
               <w:t>☐</w:t>
             </w:r>
           </w:p>
@@ -1466,12 +1081,7 @@
             <w:vAlign w:val="center"/>
           </w:tcPr>
           <w:p>
-            <w:r/>
             <w:r>
-              <w:rPr>
-                <w:b w:val="0"/>
-                <w:sz w:val="16"/>
-              </w:rPr>
               <w:t>☐</w:t>
             </w:r>
           </w:p>
@@ -1482,12 +1092,7 @@
             <w:vAlign w:val="center"/>
           </w:tcPr>
           <w:p>
-            <w:r/>
             <w:r>
-              <w:rPr>
-                <w:b w:val="0"/>
-                <w:sz w:val="16"/>
-              </w:rPr>
               <w:t>Public platform use. Student full name should not be posted unless separately approved.</w:t>
             </w:r>
           </w:p>
@@ -1500,12 +1105,7 @@
             <w:vAlign w:val="center"/>
           </w:tcPr>
           <w:p>
-            <w:r/>
             <w:r>
-              <w:rPr>
-                <w:b w:val="0"/>
-                <w:sz w:val="16"/>
-              </w:rPr>
               <w:t>Anonymous portfolio examples for future classes</w:t>
             </w:r>
           </w:p>
@@ -1516,12 +1116,7 @@
             <w:vAlign w:val="center"/>
           </w:tcPr>
           <w:p>
-            <w:r/>
             <w:r>
-              <w:rPr>
-                <w:b w:val="0"/>
-                <w:sz w:val="16"/>
-              </w:rPr>
               <w:t>☐</w:t>
             </w:r>
           </w:p>
@@ -1532,12 +1127,7 @@
             <w:vAlign w:val="center"/>
           </w:tcPr>
           <w:p>
-            <w:r/>
             <w:r>
-              <w:rPr>
-                <w:b w:val="0"/>
-                <w:sz w:val="16"/>
-              </w:rPr>
               <w:t>☐</w:t>
             </w:r>
           </w:p>
@@ -1548,12 +1138,7 @@
             <w:vAlign w:val="center"/>
           </w:tcPr>
           <w:p>
-            <w:r/>
             <w:r>
-              <w:rPr>
-                <w:b w:val="0"/>
-                <w:sz w:val="16"/>
-              </w:rPr>
               <w:t>Student name removed where practical; work may be shown as a learning exemplar.</w:t>
             </w:r>
           </w:p>
@@ -1566,12 +1151,7 @@
             <w:vAlign w:val="center"/>
           </w:tcPr>
           <w:p>
-            <w:r/>
             <w:r>
-              <w:rPr>
-                <w:b w:val="0"/>
-                <w:sz w:val="16"/>
-              </w:rPr>
               <w:t>Use of first name only with work sample</w:t>
             </w:r>
           </w:p>
@@ -1582,12 +1162,7 @@
             <w:vAlign w:val="center"/>
           </w:tcPr>
           <w:p>
-            <w:r/>
             <w:r>
-              <w:rPr>
-                <w:b w:val="0"/>
-                <w:sz w:val="16"/>
-              </w:rPr>
               <w:t>☐</w:t>
             </w:r>
           </w:p>
@@ -1598,12 +1173,7 @@
             <w:vAlign w:val="center"/>
           </w:tcPr>
           <w:p>
-            <w:r/>
             <w:r>
-              <w:rPr>
-                <w:b w:val="0"/>
-                <w:sz w:val="16"/>
-              </w:rPr>
               <w:t>☐</w:t>
             </w:r>
           </w:p>
@@ -1614,12 +1184,7 @@
             <w:vAlign w:val="center"/>
           </w:tcPr>
           <w:p>
-            <w:r/>
             <w:r>
-              <w:rPr>
-                <w:b w:val="0"/>
-                <w:sz w:val="16"/>
-              </w:rPr>
               <w:t>No surname unless separately approved in writing.</w:t>
             </w:r>
           </w:p>
@@ -1811,12 +1376,7 @@
             <w:shd w:fill="D9EAF7"/>
           </w:tcPr>
           <w:p>
-            <w:r/>
             <w:r>
-              <w:rPr>
-                <w:b/>
-                <w:sz w:val="16"/>
-              </w:rPr>
               <w:t>AI Documentation Rule</w:t>
             </w:r>
           </w:p>
@@ -1828,12 +1388,7 @@
             <w:shd w:fill="D9EAF7"/>
           </w:tcPr>
           <w:p>
-            <w:r/>
             <w:r>
-              <w:rPr>
-                <w:b/>
-                <w:sz w:val="16"/>
-              </w:rPr>
               <w:t>Student / School Control</w:t>
             </w:r>
           </w:p>
@@ -1846,12 +1401,7 @@
             <w:vAlign w:val="center"/>
           </w:tcPr>
           <w:p>
-            <w:r/>
             <w:r>
-              <w:rPr>
-                <w:b w:val="0"/>
-                <w:sz w:val="16"/>
-              </w:rPr>
               <w:t>AI Use Log</w:t>
             </w:r>
           </w:p>
@@ -1862,12 +1412,7 @@
             <w:vAlign w:val="center"/>
           </w:tcPr>
           <w:p>
-            <w:r/>
             <w:r>
-              <w:rPr>
-                <w:b w:val="0"/>
-                <w:sz w:val="16"/>
-              </w:rPr>
               <w:t>Students may document tool used, prompt summary, output summary, verification steps, and changes made.</w:t>
             </w:r>
           </w:p>
@@ -1880,12 +1425,7 @@
             <w:vAlign w:val="center"/>
           </w:tcPr>
           <w:p>
-            <w:r/>
             <w:r>
-              <w:rPr>
-                <w:b w:val="0"/>
-                <w:sz w:val="16"/>
-              </w:rPr>
               <w:t>No private data in prompts</w:t>
             </w:r>
           </w:p>
@@ -1896,12 +1436,7 @@
             <w:vAlign w:val="center"/>
           </w:tcPr>
           <w:p>
-            <w:r/>
             <w:r>
-              <w:rPr>
-                <w:b w:val="0"/>
-                <w:sz w:val="16"/>
-              </w:rPr>
               <w:t>Students should not include addresses, phone numbers, private identifiers, or personal family information.</w:t>
             </w:r>
           </w:p>
@@ -1914,12 +1449,7 @@
             <w:vAlign w:val="center"/>
           </w:tcPr>
           <w:p>
-            <w:r/>
             <w:r>
-              <w:rPr>
-                <w:b w:val="0"/>
-                <w:sz w:val="16"/>
-              </w:rPr>
               <w:t>Teacher review</w:t>
             </w:r>
           </w:p>
@@ -1930,12 +1460,7 @@
             <w:vAlign w:val="center"/>
           </w:tcPr>
           <w:p>
-            <w:r/>
             <w:r>
-              <w:rPr>
-                <w:b w:val="0"/>
-                <w:sz w:val="16"/>
-              </w:rPr>
               <w:t>Teacher may review AI use logs as academic integrity and learning evidence.</w:t>
             </w:r>
           </w:p>
@@ -1948,12 +1473,7 @@
             <w:vAlign w:val="center"/>
           </w:tcPr>
           <w:p>
-            <w:r/>
             <w:r>
-              <w:rPr>
-                <w:b w:val="0"/>
-                <w:sz w:val="16"/>
-              </w:rPr>
               <w:t>Screenshots</w:t>
             </w:r>
           </w:p>
@@ -1964,12 +1484,7 @@
             <w:vAlign w:val="center"/>
           </w:tcPr>
           <w:p>
-            <w:r/>
             <w:r>
-              <w:rPr>
-                <w:b w:val="0"/>
-                <w:sz w:val="16"/>
-              </w:rPr>
               <w:t>Screenshots of AI interaction should avoid exposing private account information or unrelated content.</w:t>
             </w:r>
           </w:p>
@@ -1982,12 +1497,7 @@
             <w:vAlign w:val="center"/>
           </w:tcPr>
           <w:p>
-            <w:r/>
             <w:r>
-              <w:rPr>
-                <w:b w:val="0"/>
-                <w:sz w:val="16"/>
-              </w:rPr>
               <w:t>Public use</w:t>
             </w:r>
           </w:p>
@@ -1998,12 +1508,7 @@
             <w:vAlign w:val="center"/>
           </w:tcPr>
           <w:p>
-            <w:r/>
             <w:r>
-              <w:rPr>
-                <w:b w:val="0"/>
-                <w:sz w:val="16"/>
-              </w:rPr>
               <w:t>AI logs are not for public marketing unless anonymized and specifically approved.</w:t>
             </w:r>
           </w:p>
@@ -2043,12 +1548,7 @@
             <w:shd w:fill="D9EAF7"/>
           </w:tcPr>
           <w:p>
-            <w:r/>
             <w:r>
-              <w:rPr>
-                <w:b/>
-                <w:sz w:val="16"/>
-              </w:rPr>
               <w:t>Item</w:t>
             </w:r>
           </w:p>
@@ -2060,12 +1560,7 @@
             <w:shd w:fill="D9EAF7"/>
           </w:tcPr>
           <w:p>
-            <w:r/>
             <w:r>
-              <w:rPr>
-                <w:b/>
-                <w:sz w:val="16"/>
-              </w:rPr>
               <w:t>Recommended Practice</w:t>
             </w:r>
           </w:p>
@@ -2078,12 +1573,7 @@
             <w:vAlign w:val="center"/>
           </w:tcPr>
           <w:p>
-            <w:r/>
             <w:r>
-              <w:rPr>
-                <w:b w:val="0"/>
-                <w:sz w:val="16"/>
-              </w:rPr>
               <w:t>Storage location</w:t>
             </w:r>
           </w:p>
@@ -2094,12 +1584,7 @@
             <w:vAlign w:val="center"/>
           </w:tcPr>
           <w:p>
-            <w:r/>
             <w:r>
-              <w:rPr>
-                <w:b w:val="0"/>
-                <w:sz w:val="16"/>
-              </w:rPr>
               <w:t>Use school-approved LMS, Google Drive, Microsoft 365, or secure local school storage.</w:t>
             </w:r>
           </w:p>
@@ -2112,12 +1597,7 @@
             <w:vAlign w:val="center"/>
           </w:tcPr>
           <w:p>
-            <w:r/>
             <w:r>
-              <w:rPr>
-                <w:b w:val="0"/>
-                <w:sz w:val="16"/>
-              </w:rPr>
               <w:t>Access</w:t>
             </w:r>
           </w:p>
@@ -2128,12 +1608,7 @@
             <w:vAlign w:val="center"/>
           </w:tcPr>
           <w:p>
-            <w:r/>
             <w:r>
-              <w:rPr>
-                <w:b w:val="0"/>
-                <w:sz w:val="16"/>
-              </w:rPr>
               <w:t>Limit access to teacher, principal, authorized staff, and the student/family as appropriate.</w:t>
             </w:r>
           </w:p>
@@ -2146,12 +1621,7 @@
             <w:vAlign w:val="center"/>
           </w:tcPr>
           <w:p>
-            <w:r/>
             <w:r>
-              <w:rPr>
-                <w:b w:val="0"/>
-                <w:sz w:val="16"/>
-              </w:rPr>
               <w:t>Retention</w:t>
             </w:r>
           </w:p>
@@ -2162,12 +1632,7 @@
             <w:vAlign w:val="center"/>
           </w:tcPr>
           <w:p>
-            <w:r/>
             <w:r>
-              <w:rPr>
-                <w:b w:val="0"/>
-                <w:sz w:val="16"/>
-              </w:rPr>
               <w:t>Retain assessment evidence according to school assessment, student record, and inspection evidence policies.</w:t>
             </w:r>
           </w:p>
@@ -2180,12 +1645,7 @@
             <w:vAlign w:val="center"/>
           </w:tcPr>
           <w:p>
-            <w:r/>
             <w:r>
-              <w:rPr>
-                <w:b w:val="0"/>
-                <w:sz w:val="16"/>
-              </w:rPr>
               <w:t>Deletion request</w:t>
             </w:r>
           </w:p>
@@ -2196,12 +1656,7 @@
             <w:vAlign w:val="center"/>
           </w:tcPr>
           <w:p>
-            <w:r/>
             <w:r>
-              <w:rPr>
-                <w:b w:val="0"/>
-                <w:sz w:val="16"/>
-              </w:rPr>
               <w:t>Families may request removal from optional public-facing materials, subject to practical and legal limitations.</w:t>
             </w:r>
           </w:p>
@@ -2214,12 +1669,7 @@
             <w:vAlign w:val="center"/>
           </w:tcPr>
           <w:p>
-            <w:r/>
             <w:r>
-              <w:rPr>
-                <w:b w:val="0"/>
-                <w:sz w:val="16"/>
-              </w:rPr>
               <w:t>Student-owned copies</w:t>
             </w:r>
           </w:p>
@@ -2230,12 +1680,7 @@
             <w:vAlign w:val="center"/>
           </w:tcPr>
           <w:p>
-            <w:r/>
             <w:r>
-              <w:rPr>
-                <w:b w:val="0"/>
-                <w:sz w:val="16"/>
-              </w:rPr>
               <w:t>Students may keep portfolio copies unless restricted by safety, privacy, or school policy.</w:t>
             </w:r>
           </w:p>
@@ -2434,12 +1879,7 @@
             <w:vAlign w:val="center"/>
           </w:tcPr>
           <w:p>
-            <w:r/>
             <w:r>
-              <w:rPr>
-                <w:b/>
-                <w:sz w:val="18"/>
-              </w:rPr>
               <w:t>Parent / Guardian Full Name</w:t>
             </w:r>
           </w:p>
@@ -2450,12 +1890,7 @@
             <w:vAlign w:val="center"/>
           </w:tcPr>
           <w:p>
-            <w:r/>
             <w:r>
-              <w:rPr>
-                <w:b w:val="0"/>
-                <w:sz w:val="18"/>
-              </w:rPr>
               <w:t>____________________________________________</w:t>
             </w:r>
           </w:p>
@@ -2468,12 +1903,7 @@
             <w:vAlign w:val="center"/>
           </w:tcPr>
           <w:p>
-            <w:r/>
             <w:r>
-              <w:rPr>
-                <w:b/>
-                <w:sz w:val="18"/>
-              </w:rPr>
               <w:t>Relationship to Student</w:t>
             </w:r>
           </w:p>
@@ -2484,12 +1914,7 @@
             <w:vAlign w:val="center"/>
           </w:tcPr>
           <w:p>
-            <w:r/>
             <w:r>
-              <w:rPr>
-                <w:b w:val="0"/>
-                <w:sz w:val="18"/>
-              </w:rPr>
               <w:t>____________________________________________</w:t>
             </w:r>
           </w:p>
@@ -2502,12 +1927,7 @@
             <w:vAlign w:val="center"/>
           </w:tcPr>
           <w:p>
-            <w:r/>
             <w:r>
-              <w:rPr>
-                <w:b/>
-                <w:sz w:val="18"/>
-              </w:rPr>
               <w:t>Signature</w:t>
             </w:r>
           </w:p>
@@ -2518,12 +1938,7 @@
             <w:vAlign w:val="center"/>
           </w:tcPr>
           <w:p>
-            <w:r/>
             <w:r>
-              <w:rPr>
-                <w:b w:val="0"/>
-                <w:sz w:val="18"/>
-              </w:rPr>
               <w:t>____________________________________________</w:t>
             </w:r>
           </w:p>
@@ -2536,12 +1951,7 @@
             <w:vAlign w:val="center"/>
           </w:tcPr>
           <w:p>
-            <w:r/>
             <w:r>
-              <w:rPr>
-                <w:b/>
-                <w:sz w:val="18"/>
-              </w:rPr>
               <w:t>Date</w:t>
             </w:r>
           </w:p>
@@ -2552,12 +1962,7 @@
             <w:vAlign w:val="center"/>
           </w:tcPr>
           <w:p>
-            <w:r/>
             <w:r>
-              <w:rPr>
-                <w:b w:val="0"/>
-                <w:sz w:val="18"/>
-              </w:rPr>
               <w:t>____________________________________________</w:t>
             </w:r>
           </w:p>
@@ -2570,12 +1975,7 @@
             <w:vAlign w:val="center"/>
           </w:tcPr>
           <w:p>
-            <w:r/>
             <w:r>
-              <w:rPr>
-                <w:b/>
-                <w:sz w:val="18"/>
-              </w:rPr>
               <w:t>Email / Phone</w:t>
             </w:r>
           </w:p>
@@ -2586,12 +1986,7 @@
             <w:vAlign w:val="center"/>
           </w:tcPr>
           <w:p>
-            <w:r/>
             <w:r>
-              <w:rPr>
-                <w:b w:val="0"/>
-                <w:sz w:val="18"/>
-              </w:rPr>
               <w:t>____________________________________________</w:t>
             </w:r>
           </w:p>
@@ -2627,12 +2022,7 @@
             <w:vAlign w:val="center"/>
           </w:tcPr>
           <w:p>
-            <w:r/>
             <w:r>
-              <w:rPr>
-                <w:b/>
-                <w:sz w:val="18"/>
-              </w:rPr>
               <w:t>Student Full Name</w:t>
             </w:r>
           </w:p>
@@ -2643,12 +2033,7 @@
             <w:vAlign w:val="center"/>
           </w:tcPr>
           <w:p>
-            <w:r/>
             <w:r>
-              <w:rPr>
-                <w:b w:val="0"/>
-                <w:sz w:val="18"/>
-              </w:rPr>
               <w:t>____________________________________________</w:t>
             </w:r>
           </w:p>
@@ -2661,12 +2046,7 @@
             <w:vAlign w:val="center"/>
           </w:tcPr>
           <w:p>
-            <w:r/>
             <w:r>
-              <w:rPr>
-                <w:b/>
-                <w:sz w:val="18"/>
-              </w:rPr>
               <w:t>Student Signature</w:t>
             </w:r>
           </w:p>
@@ -2677,12 +2057,7 @@
             <w:vAlign w:val="center"/>
           </w:tcPr>
           <w:p>
-            <w:r/>
             <w:r>
-              <w:rPr>
-                <w:b w:val="0"/>
-                <w:sz w:val="18"/>
-              </w:rPr>
               <w:t>____________________________________________</w:t>
             </w:r>
           </w:p>
@@ -2695,12 +2070,7 @@
             <w:vAlign w:val="center"/>
           </w:tcPr>
           <w:p>
-            <w:r/>
             <w:r>
-              <w:rPr>
-                <w:b/>
-                <w:sz w:val="18"/>
-              </w:rPr>
               <w:t>Date</w:t>
             </w:r>
           </w:p>
@@ -2711,12 +2081,7 @@
             <w:vAlign w:val="center"/>
           </w:tcPr>
           <w:p>
-            <w:r/>
             <w:r>
-              <w:rPr>
-                <w:b w:val="0"/>
-                <w:sz w:val="18"/>
-              </w:rPr>
               <w:t>____________________________________________</w:t>
             </w:r>
           </w:p>
@@ -2757,12 +2122,7 @@
             <w:shd w:fill="D9EAF7"/>
           </w:tcPr>
           <w:p>
-            <w:r/>
             <w:r>
-              <w:rPr>
-                <w:b/>
-                <w:sz w:val="16"/>
-              </w:rPr>
               <w:t>Checklist Item</w:t>
             </w:r>
           </w:p>
@@ -2774,12 +2134,7 @@
             <w:shd w:fill="D9EAF7"/>
           </w:tcPr>
           <w:p>
-            <w:r/>
             <w:r>
-              <w:rPr>
-                <w:b/>
-                <w:sz w:val="16"/>
-              </w:rPr>
               <w:t>Completed</w:t>
             </w:r>
           </w:p>
@@ -2791,12 +2146,7 @@
             <w:shd w:fill="D9EAF7"/>
           </w:tcPr>
           <w:p>
-            <w:r/>
             <w:r>
-              <w:rPr>
-                <w:b/>
-                <w:sz w:val="16"/>
-              </w:rPr>
               <w:t>Notes</w:t>
             </w:r>
           </w:p>
@@ -2809,12 +2159,7 @@
             <w:vAlign w:val="center"/>
           </w:tcPr>
           <w:p>
-            <w:r/>
             <w:r>
-              <w:rPr>
-                <w:b w:val="0"/>
-                <w:sz w:val="16"/>
-              </w:rPr>
               <w:t>Consent form received and reviewed</w:t>
             </w:r>
           </w:p>
@@ -2825,12 +2170,7 @@
             <w:vAlign w:val="center"/>
           </w:tcPr>
           <w:p>
-            <w:r/>
             <w:r>
-              <w:rPr>
-                <w:b w:val="0"/>
-                <w:sz w:val="16"/>
-              </w:rPr>
               <w:t>☐</w:t>
             </w:r>
           </w:p>
@@ -2842,12 +2182,6 @@
           </w:tcPr>
           <w:p>
             <w:r/>
-            <w:r>
-              <w:rPr>
-                <w:b w:val="0"/>
-                <w:sz w:val="16"/>
-              </w:rPr>
-            </w:r>
           </w:p>
         </w:tc>
       </w:tr>
@@ -2858,12 +2192,7 @@
             <w:vAlign w:val="center"/>
           </w:tcPr>
           <w:p>
-            <w:r/>
             <w:r>
-              <w:rPr>
-                <w:b w:val="0"/>
-                <w:sz w:val="16"/>
-              </w:rPr>
               <w:t>Consent choices entered into class roster</w:t>
             </w:r>
           </w:p>
@@ -2874,12 +2203,7 @@
             <w:vAlign w:val="center"/>
           </w:tcPr>
           <w:p>
-            <w:r/>
             <w:r>
-              <w:rPr>
-                <w:b w:val="0"/>
-                <w:sz w:val="16"/>
-              </w:rPr>
               <w:t>☐</w:t>
             </w:r>
           </w:p>
@@ -2891,12 +2215,6 @@
           </w:tcPr>
           <w:p>
             <w:r/>
-            <w:r>
-              <w:rPr>
-                <w:b w:val="0"/>
-                <w:sz w:val="16"/>
-              </w:rPr>
-            </w:r>
           </w:p>
         </w:tc>
       </w:tr>
@@ -2907,12 +2225,7 @@
             <w:vAlign w:val="center"/>
           </w:tcPr>
           <w:p>
-            <w:r/>
             <w:r>
-              <w:rPr>
-                <w:b w:val="0"/>
-                <w:sz w:val="16"/>
-              </w:rPr>
               <w:t>Restrictions flagged for teacher/substitute/media coordinator</w:t>
             </w:r>
           </w:p>
@@ -2923,12 +2236,7 @@
             <w:vAlign w:val="center"/>
           </w:tcPr>
           <w:p>
-            <w:r/>
             <w:r>
-              <w:rPr>
-                <w:b w:val="0"/>
-                <w:sz w:val="16"/>
-              </w:rPr>
               <w:t>☐</w:t>
             </w:r>
           </w:p>
@@ -2940,12 +2248,6 @@
           </w:tcPr>
           <w:p>
             <w:r/>
-            <w:r>
-              <w:rPr>
-                <w:b w:val="0"/>
-                <w:sz w:val="16"/>
-              </w:rPr>
-            </w:r>
           </w:p>
         </w:tc>
       </w:tr>
@@ -2956,12 +2258,7 @@
             <w:vAlign w:val="center"/>
           </w:tcPr>
           <w:p>
-            <w:r/>
             <w:r>
-              <w:rPr>
-                <w:b w:val="0"/>
-                <w:sz w:val="16"/>
-              </w:rPr>
               <w:t>Student portfolio folder created</w:t>
             </w:r>
           </w:p>
@@ -2972,12 +2269,7 @@
             <w:vAlign w:val="center"/>
           </w:tcPr>
           <w:p>
-            <w:r/>
             <w:r>
-              <w:rPr>
-                <w:b w:val="0"/>
-                <w:sz w:val="16"/>
-              </w:rPr>
               <w:t>☐</w:t>
             </w:r>
           </w:p>
@@ -2989,12 +2281,6 @@
           </w:tcPr>
           <w:p>
             <w:r/>
-            <w:r>
-              <w:rPr>
-                <w:b w:val="0"/>
-                <w:sz w:val="16"/>
-              </w:rPr>
-            </w:r>
           </w:p>
         </w:tc>
       </w:tr>
@@ -3005,12 +2291,7 @@
             <w:vAlign w:val="center"/>
           </w:tcPr>
           <w:p>
-            <w:r/>
             <w:r>
-              <w:rPr>
-                <w:b w:val="0"/>
-                <w:sz w:val="16"/>
-              </w:rPr>
               <w:t>Public media permissions verified before any posting</w:t>
             </w:r>
           </w:p>
@@ -3021,12 +2302,7 @@
             <w:vAlign w:val="center"/>
           </w:tcPr>
           <w:p>
-            <w:r/>
             <w:r>
-              <w:rPr>
-                <w:b w:val="0"/>
-                <w:sz w:val="16"/>
-              </w:rPr>
               <w:t>☐</w:t>
             </w:r>
           </w:p>
@@ -3038,12 +2314,6 @@
           </w:tcPr>
           <w:p>
             <w:r/>
-            <w:r>
-              <w:rPr>
-                <w:b w:val="0"/>
-                <w:sz w:val="16"/>
-              </w:rPr>
-            </w:r>
           </w:p>
         </w:tc>
       </w:tr>
@@ -3054,12 +2324,7 @@
             <w:vAlign w:val="center"/>
           </w:tcPr>
           <w:p>
-            <w:r/>
             <w:r>
-              <w:rPr>
-                <w:b w:val="0"/>
-                <w:sz w:val="16"/>
-              </w:rPr>
               <w:t>Updated consent received, if applicable</w:t>
             </w:r>
           </w:p>
@@ -3070,12 +2335,7 @@
             <w:vAlign w:val="center"/>
           </w:tcPr>
           <w:p>
-            <w:r/>
             <w:r>
-              <w:rPr>
-                <w:b w:val="0"/>
-                <w:sz w:val="16"/>
-              </w:rPr>
               <w:t>☐</w:t>
             </w:r>
           </w:p>
@@ -3087,12 +2347,6 @@
           </w:tcPr>
           <w:p>
             <w:r/>
-            <w:r>
-              <w:rPr>
-                <w:b w:val="0"/>
-                <w:sz w:val="16"/>
-              </w:rPr>
-            </w:r>
           </w:p>
         </w:tc>
       </w:tr>
@@ -3135,12 +2389,7 @@
             <w:shd w:fill="D9EAF7"/>
           </w:tcPr>
           <w:p>
-            <w:r/>
             <w:r>
-              <w:rPr>
-                <w:b/>
-                <w:sz w:val="16"/>
-              </w:rPr>
               <w:t>Student Name</w:t>
             </w:r>
           </w:p>
@@ -3152,12 +2401,7 @@
             <w:shd w:fill="D9EAF7"/>
           </w:tcPr>
           <w:p>
-            <w:r/>
             <w:r>
-              <w:rPr>
-                <w:b/>
-                <w:sz w:val="16"/>
-              </w:rPr>
               <w:t>Internal Assessment</w:t>
             </w:r>
           </w:p>
@@ -3169,12 +2413,7 @@
             <w:shd w:fill="D9EAF7"/>
           </w:tcPr>
           <w:p>
-            <w:r/>
             <w:r>
-              <w:rPr>
-                <w:b/>
-                <w:sz w:val="16"/>
-              </w:rPr>
               <w:t>Class Sharing</w:t>
             </w:r>
           </w:p>
@@ -3186,12 +2425,7 @@
             <w:shd w:fill="D9EAF7"/>
           </w:tcPr>
           <w:p>
-            <w:r/>
             <w:r>
-              <w:rPr>
-                <w:b/>
-                <w:sz w:val="16"/>
-              </w:rPr>
               <w:t>Website</w:t>
             </w:r>
           </w:p>
@@ -3203,12 +2437,7 @@
             <w:shd w:fill="D9EAF7"/>
           </w:tcPr>
           <w:p>
-            <w:r/>
             <w:r>
-              <w:rPr>
-                <w:b/>
-                <w:sz w:val="16"/>
-              </w:rPr>
               <w:t>Social Media</w:t>
             </w:r>
           </w:p>
@@ -3220,12 +2449,7 @@
             <w:shd w:fill="D9EAF7"/>
           </w:tcPr>
           <w:p>
-            <w:r/>
             <w:r>
-              <w:rPr>
-                <w:b/>
-                <w:sz w:val="16"/>
-              </w:rPr>
               <w:t>First Name Only</w:t>
             </w:r>
           </w:p>
@@ -3237,12 +2461,7 @@
             <w:shd w:fill="D9EAF7"/>
           </w:tcPr>
           <w:p>
-            <w:r/>
             <w:r>
-              <w:rPr>
-                <w:b/>
-                <w:sz w:val="16"/>
-              </w:rPr>
               <w:t>Restrictions</w:t>
             </w:r>
           </w:p>
@@ -3256,12 +2475,6 @@
           </w:tcPr>
           <w:p>
             <w:r/>
-            <w:r>
-              <w:rPr>
-                <w:b w:val="0"/>
-                <w:sz w:val="16"/>
-              </w:rPr>
-            </w:r>
           </w:p>
         </w:tc>
         <w:tc>
@@ -3271,12 +2484,6 @@
           </w:tcPr>
           <w:p>
             <w:r/>
-            <w:r>
-              <w:rPr>
-                <w:b w:val="0"/>
-                <w:sz w:val="16"/>
-              </w:rPr>
-            </w:r>
           </w:p>
         </w:tc>
         <w:tc>
@@ -3286,12 +2493,6 @@
           </w:tcPr>
           <w:p>
             <w:r/>
-            <w:r>
-              <w:rPr>
-                <w:b w:val="0"/>
-                <w:sz w:val="16"/>
-              </w:rPr>
-            </w:r>
           </w:p>
         </w:tc>
         <w:tc>
@@ -3301,12 +2502,6 @@
           </w:tcPr>
           <w:p>
             <w:r/>
-            <w:r>
-              <w:rPr>
-                <w:b w:val="0"/>
-                <w:sz w:val="16"/>
-              </w:rPr>
-            </w:r>
           </w:p>
         </w:tc>
         <w:tc>
@@ -3316,12 +2511,6 @@
           </w:tcPr>
           <w:p>
             <w:r/>
-            <w:r>
-              <w:rPr>
-                <w:b w:val="0"/>
-                <w:sz w:val="16"/>
-              </w:rPr>
-            </w:r>
           </w:p>
         </w:tc>
         <w:tc>
@@ -3331,12 +2520,6 @@
           </w:tcPr>
           <w:p>
             <w:r/>
-            <w:r>
-              <w:rPr>
-                <w:b w:val="0"/>
-                <w:sz w:val="16"/>
-              </w:rPr>
-            </w:r>
           </w:p>
         </w:tc>
         <w:tc>
@@ -3346,12 +2529,6 @@
           </w:tcPr>
           <w:p>
             <w:r/>
-            <w:r>
-              <w:rPr>
-                <w:b w:val="0"/>
-                <w:sz w:val="16"/>
-              </w:rPr>
-            </w:r>
           </w:p>
         </w:tc>
       </w:tr>
@@ -3363,12 +2540,6 @@
           </w:tcPr>
           <w:p>
             <w:r/>
-            <w:r>
-              <w:rPr>
-                <w:b w:val="0"/>
-                <w:sz w:val="16"/>
-              </w:rPr>
-            </w:r>
           </w:p>
         </w:tc>
         <w:tc>
@@ -3378,12 +2549,6 @@
           </w:tcPr>
           <w:p>
             <w:r/>
-            <w:r>
-              <w:rPr>
-                <w:b w:val="0"/>
-                <w:sz w:val="16"/>
-              </w:rPr>
-            </w:r>
           </w:p>
         </w:tc>
         <w:tc>
@@ -3393,12 +2558,6 @@
           </w:tcPr>
           <w:p>
             <w:r/>
-            <w:r>
-              <w:rPr>
-                <w:b w:val="0"/>
-                <w:sz w:val="16"/>
-              </w:rPr>
-            </w:r>
           </w:p>
         </w:tc>
         <w:tc>
@@ -3408,12 +2567,6 @@
           </w:tcPr>
           <w:p>
             <w:r/>
-            <w:r>
-              <w:rPr>
-                <w:b w:val="0"/>
-                <w:sz w:val="16"/>
-              </w:rPr>
-            </w:r>
           </w:p>
         </w:tc>
         <w:tc>
@@ -3423,12 +2576,6 @@
           </w:tcPr>
           <w:p>
             <w:r/>
-            <w:r>
-              <w:rPr>
-                <w:b w:val="0"/>
-                <w:sz w:val="16"/>
-              </w:rPr>
-            </w:r>
           </w:p>
         </w:tc>
         <w:tc>
@@ -3438,12 +2585,6 @@
           </w:tcPr>
           <w:p>
             <w:r/>
-            <w:r>
-              <w:rPr>
-                <w:b w:val="0"/>
-                <w:sz w:val="16"/>
-              </w:rPr>
-            </w:r>
           </w:p>
         </w:tc>
         <w:tc>
@@ -3453,12 +2594,6 @@
           </w:tcPr>
           <w:p>
             <w:r/>
-            <w:r>
-              <w:rPr>
-                <w:b w:val="0"/>
-                <w:sz w:val="16"/>
-              </w:rPr>
-            </w:r>
           </w:p>
         </w:tc>
       </w:tr>
@@ -3470,12 +2605,6 @@
           </w:tcPr>
           <w:p>
             <w:r/>
-            <w:r>
-              <w:rPr>
-                <w:b w:val="0"/>
-                <w:sz w:val="16"/>
-              </w:rPr>
-            </w:r>
           </w:p>
         </w:tc>
         <w:tc>
@@ -3485,12 +2614,6 @@
           </w:tcPr>
           <w:p>
             <w:r/>
-            <w:r>
-              <w:rPr>
-                <w:b w:val="0"/>
-                <w:sz w:val="16"/>
-              </w:rPr>
-            </w:r>
           </w:p>
         </w:tc>
         <w:tc>
@@ -3500,12 +2623,6 @@
           </w:tcPr>
           <w:p>
             <w:r/>
-            <w:r>
-              <w:rPr>
-                <w:b w:val="0"/>
-                <w:sz w:val="16"/>
-              </w:rPr>
-            </w:r>
           </w:p>
         </w:tc>
         <w:tc>
@@ -3515,12 +2632,6 @@
           </w:tcPr>
           <w:p>
             <w:r/>
-            <w:r>
-              <w:rPr>
-                <w:b w:val="0"/>
-                <w:sz w:val="16"/>
-              </w:rPr>
-            </w:r>
           </w:p>
         </w:tc>
         <w:tc>
@@ -3530,12 +2641,6 @@
           </w:tcPr>
           <w:p>
             <w:r/>
-            <w:r>
-              <w:rPr>
-                <w:b w:val="0"/>
-                <w:sz w:val="16"/>
-              </w:rPr>
-            </w:r>
           </w:p>
         </w:tc>
         <w:tc>
@@ -3545,12 +2650,6 @@
           </w:tcPr>
           <w:p>
             <w:r/>
-            <w:r>
-              <w:rPr>
-                <w:b w:val="0"/>
-                <w:sz w:val="16"/>
-              </w:rPr>
-            </w:r>
           </w:p>
         </w:tc>
         <w:tc>
@@ -3560,12 +2659,6 @@
           </w:tcPr>
           <w:p>
             <w:r/>
-            <w:r>
-              <w:rPr>
-                <w:b w:val="0"/>
-                <w:sz w:val="16"/>
-              </w:rPr>
-            </w:r>
           </w:p>
         </w:tc>
       </w:tr>
@@ -3577,12 +2670,6 @@
           </w:tcPr>
           <w:p>
             <w:r/>
-            <w:r>
-              <w:rPr>
-                <w:b w:val="0"/>
-                <w:sz w:val="16"/>
-              </w:rPr>
-            </w:r>
           </w:p>
         </w:tc>
         <w:tc>
@@ -3592,12 +2679,6 @@
           </w:tcPr>
           <w:p>
             <w:r/>
-            <w:r>
-              <w:rPr>
-                <w:b w:val="0"/>
-                <w:sz w:val="16"/>
-              </w:rPr>
-            </w:r>
           </w:p>
         </w:tc>
         <w:tc>
@@ -3607,12 +2688,6 @@
           </w:tcPr>
           <w:p>
             <w:r/>
-            <w:r>
-              <w:rPr>
-                <w:b w:val="0"/>
-                <w:sz w:val="16"/>
-              </w:rPr>
-            </w:r>
           </w:p>
         </w:tc>
         <w:tc>
@@ -3622,12 +2697,6 @@
           </w:tcPr>
           <w:p>
             <w:r/>
-            <w:r>
-              <w:rPr>
-                <w:b w:val="0"/>
-                <w:sz w:val="16"/>
-              </w:rPr>
-            </w:r>
           </w:p>
         </w:tc>
         <w:tc>
@@ -3637,12 +2706,6 @@
           </w:tcPr>
           <w:p>
             <w:r/>
-            <w:r>
-              <w:rPr>
-                <w:b w:val="0"/>
-                <w:sz w:val="16"/>
-              </w:rPr>
-            </w:r>
           </w:p>
         </w:tc>
         <w:tc>
@@ -3652,12 +2715,6 @@
           </w:tcPr>
           <w:p>
             <w:r/>
-            <w:r>
-              <w:rPr>
-                <w:b w:val="0"/>
-                <w:sz w:val="16"/>
-              </w:rPr>
-            </w:r>
           </w:p>
         </w:tc>
         <w:tc>
@@ -3667,12 +2724,6 @@
           </w:tcPr>
           <w:p>
             <w:r/>
-            <w:r>
-              <w:rPr>
-                <w:b w:val="0"/>
-                <w:sz w:val="16"/>
-              </w:rPr>
-            </w:r>
           </w:p>
         </w:tc>
       </w:tr>
@@ -3684,12 +2735,6 @@
           </w:tcPr>
           <w:p>
             <w:r/>
-            <w:r>
-              <w:rPr>
-                <w:b w:val="0"/>
-                <w:sz w:val="16"/>
-              </w:rPr>
-            </w:r>
           </w:p>
         </w:tc>
         <w:tc>
@@ -3699,12 +2744,6 @@
           </w:tcPr>
           <w:p>
             <w:r/>
-            <w:r>
-              <w:rPr>
-                <w:b w:val="0"/>
-                <w:sz w:val="16"/>
-              </w:rPr>
-            </w:r>
           </w:p>
         </w:tc>
         <w:tc>
@@ -3714,12 +2753,6 @@
           </w:tcPr>
           <w:p>
             <w:r/>
-            <w:r>
-              <w:rPr>
-                <w:b w:val="0"/>
-                <w:sz w:val="16"/>
-              </w:rPr>
-            </w:r>
           </w:p>
         </w:tc>
         <w:tc>
@@ -3729,12 +2762,6 @@
           </w:tcPr>
           <w:p>
             <w:r/>
-            <w:r>
-              <w:rPr>
-                <w:b w:val="0"/>
-                <w:sz w:val="16"/>
-              </w:rPr>
-            </w:r>
           </w:p>
         </w:tc>
         <w:tc>
@@ -3744,12 +2771,6 @@
           </w:tcPr>
           <w:p>
             <w:r/>
-            <w:r>
-              <w:rPr>
-                <w:b w:val="0"/>
-                <w:sz w:val="16"/>
-              </w:rPr>
-            </w:r>
           </w:p>
         </w:tc>
         <w:tc>
@@ -3759,12 +2780,6 @@
           </w:tcPr>
           <w:p>
             <w:r/>
-            <w:r>
-              <w:rPr>
-                <w:b w:val="0"/>
-                <w:sz w:val="16"/>
-              </w:rPr>
-            </w:r>
           </w:p>
         </w:tc>
         <w:tc>
@@ -3774,12 +2789,6 @@
           </w:tcPr>
           <w:p>
             <w:r/>
-            <w:r>
-              <w:rPr>
-                <w:b w:val="0"/>
-                <w:sz w:val="16"/>
-              </w:rPr>
-            </w:r>
           </w:p>
         </w:tc>
       </w:tr>
@@ -3820,12 +2829,7 @@
             <w:shd w:fill="D9EAF7"/>
           </w:tcPr>
           <w:p>
-            <w:r/>
             <w:r>
-              <w:rPr>
-                <w:b/>
-                <w:sz w:val="16"/>
-              </w:rPr>
               <w:t>Version</w:t>
             </w:r>
           </w:p>
@@ -3837,12 +2841,7 @@
             <w:shd w:fill="D9EAF7"/>
           </w:tcPr>
           <w:p>
-            <w:r/>
             <w:r>
-              <w:rPr>
-                <w:b/>
-                <w:sz w:val="16"/>
-              </w:rPr>
               <w:t>Date</w:t>
             </w:r>
           </w:p>
@@ -3854,12 +2853,7 @@
             <w:shd w:fill="D9EAF7"/>
           </w:tcPr>
           <w:p>
-            <w:r/>
             <w:r>
-              <w:rPr>
-                <w:b/>
-                <w:sz w:val="16"/>
-              </w:rPr>
               <w:t>Revised By</w:t>
             </w:r>
           </w:p>
@@ -3871,12 +2865,7 @@
             <w:shd w:fill="D9EAF7"/>
           </w:tcPr>
           <w:p>
-            <w:r/>
             <w:r>
-              <w:rPr>
-                <w:b/>
-                <w:sz w:val="16"/>
-              </w:rPr>
               <w:t>Summary of Changes</w:t>
             </w:r>
           </w:p>
@@ -3888,12 +2877,7 @@
             <w:shd w:fill="D9EAF7"/>
           </w:tcPr>
           <w:p>
-            <w:r/>
             <w:r>
-              <w:rPr>
-                <w:b/>
-                <w:sz w:val="16"/>
-              </w:rPr>
               <w:t>Approved By</w:t>
             </w:r>
           </w:p>
@@ -3906,12 +2890,7 @@
             <w:vAlign w:val="center"/>
           </w:tcPr>
           <w:p>
-            <w:r/>
             <w:r>
-              <w:rPr>
-                <w:b w:val="0"/>
-                <w:sz w:val="16"/>
-              </w:rPr>
               <w:t>1.0</w:t>
             </w:r>
           </w:p>
@@ -3922,12 +2901,7 @@
             <w:vAlign w:val="center"/>
           </w:tcPr>
           <w:p>
-            <w:r/>
             <w:r>
-              <w:rPr>
-                <w:b w:val="0"/>
-                <w:sz w:val="16"/>
-              </w:rPr>
               <w:t>2026-05-12</w:t>
             </w:r>
           </w:p>
@@ -3938,13 +2912,8 @@
             <w:vAlign w:val="center"/>
           </w:tcPr>
           <w:p>
-            <w:r/>
             <w:r>
-              <w:rPr>
-                <w:b w:val="0"/>
-                <w:sz w:val="16"/>
-              </w:rPr>
-              <w:t>[Insert Name]</w:t>
+              <w:t>Insert Name</w:t>
             </w:r>
           </w:p>
         </w:tc>
@@ -3954,12 +2923,7 @@
             <w:vAlign w:val="center"/>
           </w:tcPr>
           <w:p>
-            <w:r/>
             <w:r>
-              <w:rPr>
-                <w:b w:val="0"/>
-                <w:sz w:val="16"/>
-              </w:rPr>
               <w:t>Initial TAS2O photo/video/portfolio consent form.</w:t>
             </w:r>
           </w:p>
@@ -3970,13 +2934,8 @@
             <w:vAlign w:val="center"/>
           </w:tcPr>
           <w:p>
-            <w:r/>
             <w:r>
-              <w:rPr>
-                <w:b w:val="0"/>
-                <w:sz w:val="16"/>
-              </w:rPr>
-              <w:t>[Insert Name]</w:t>
+              <w:t>Insert Name</w:t>
             </w:r>
           </w:p>
         </w:tc>
